--- a/examples/autoencoder/doc/22_autoenc_ed_dynamic_patience.docx
+++ b/examples/autoencoder/doc/22_autoenc_ed_dynamic_patience.docx
@@ -1443,111 +1443,6 @@
       </w:r>
       <w:r>
         <w:rPr>
-          <w:rStyle w:val="NormalTok"/>
-        </w:rPr>
-        <w:t xml:space="preserve">result </w:t>
-      </w:r>
-      <w:r>
-        <w:rPr>
-          <w:rStyle w:val="OtherTok"/>
-        </w:rPr>
-        <w:t xml:space="preserve">&lt;-</w:t>
-      </w:r>
-      <w:r>
-        <w:rPr>
-          <w:rStyle w:val="NormalTok"/>
-        </w:rPr>
-        <w:t xml:space="preserve"> </w:t>
-      </w:r>
-      <w:r>
-        <w:rPr>
-          <w:rStyle w:val="FunctionTok"/>
-        </w:rPr>
-        <w:t xml:space="preserve">transform</w:t>
-      </w:r>
-      <w:r>
-        <w:rPr>
-          <w:rStyle w:val="NormalTok"/>
-        </w:rPr>
-        <w:t xml:space="preserve">(auto, test)</w:t>
-      </w:r>
-      <w:r>
-        <w:br/>
-      </w:r>
-      <w:r>
-        <w:rPr>
-          <w:rStyle w:val="NormalTok"/>
-        </w:rPr>
-        <w:t xml:space="preserve">result </w:t>
-      </w:r>
-      <w:r>
-        <w:rPr>
-          <w:rStyle w:val="OtherTok"/>
-        </w:rPr>
-        <w:t xml:space="preserve">&lt;-</w:t>
-      </w:r>
-      <w:r>
-        <w:rPr>
-          <w:rStyle w:val="NormalTok"/>
-        </w:rPr>
-        <w:t xml:space="preserve"> </w:t>
-      </w:r>
-      <w:r>
-        <w:rPr>
-          <w:rStyle w:val="FunctionTok"/>
-        </w:rPr>
-        <w:t xml:space="preserve">as.data.frame</w:t>
-      </w:r>
-      <w:r>
-        <w:rPr>
-          <w:rStyle w:val="NormalTok"/>
-        </w:rPr>
-        <w:t xml:space="preserve">(result)</w:t>
-      </w:r>
-      <w:r>
-        <w:br/>
-      </w:r>
-      <w:r>
-        <w:rPr>
-          <w:rStyle w:val="FunctionTok"/>
-        </w:rPr>
-        <w:t xml:space="preserve">names</w:t>
-      </w:r>
-      <w:r>
-        <w:rPr>
-          <w:rStyle w:val="NormalTok"/>
-        </w:rPr>
-        <w:t xml:space="preserve">(result) </w:t>
-      </w:r>
-      <w:r>
-        <w:rPr>
-          <w:rStyle w:val="OtherTok"/>
-        </w:rPr>
-        <w:t xml:space="preserve">&lt;-</w:t>
-      </w:r>
-      <w:r>
-        <w:rPr>
-          <w:rStyle w:val="NormalTok"/>
-        </w:rPr>
-        <w:t xml:space="preserve"> </w:t>
-      </w:r>
-      <w:r>
-        <w:rPr>
-          <w:rStyle w:val="FunctionTok"/>
-        </w:rPr>
-        <w:t xml:space="preserve">names</w:t>
-      </w:r>
-      <w:r>
-        <w:rPr>
-          <w:rStyle w:val="NormalTok"/>
-        </w:rPr>
-        <w:t xml:space="preserve">(test)</w:t>
-      </w:r>
-      <w:r>
-        <w:br/>
-      </w:r>
-      <w:r>
-        <w:rPr>
           <w:rStyle w:val="FunctionTok"/>
         </w:rPr>
         <w:t xml:space="preserve">print</w:t>
@@ -1568,7 +1463,7 @@
         <w:rPr>
           <w:rStyle w:val="NormalTok"/>
         </w:rPr>
-        <w:t xml:space="preserve">(result))</w:t>
+        <w:t xml:space="preserve">(test))</w:t>
       </w:r>
     </w:p>
     <w:p>
@@ -1588,6 +1483,205 @@
         <w:rPr>
           <w:rStyle w:val="VerbatimChar"/>
         </w:rPr>
+        <w:t xml:space="preserve">## 1 0.7258342 0.8294719 0.9126527 0.9702046 0.9985496</w:t>
+      </w:r>
+      <w:r>
+        <w:br/>
+      </w:r>
+      <w:r>
+        <w:rPr>
+          <w:rStyle w:val="VerbatimChar"/>
+        </w:rPr>
+        <w:t xml:space="preserve">## 2 0.8294719 0.9126527 0.9702046 0.9985496 0.9959251</w:t>
+      </w:r>
+      <w:r>
+        <w:br/>
+      </w:r>
+      <w:r>
+        <w:rPr>
+          <w:rStyle w:val="VerbatimChar"/>
+        </w:rPr>
+        <w:t xml:space="preserve">## 3 0.9126527 0.9702046 0.9985496 0.9959251 0.9624944</w:t>
+      </w:r>
+      <w:r>
+        <w:br/>
+      </w:r>
+      <w:r>
+        <w:rPr>
+          <w:rStyle w:val="VerbatimChar"/>
+        </w:rPr>
+        <w:t xml:space="preserve">## 4 0.9702046 0.9985496 0.9959251 0.9624944 0.9003360</w:t>
+      </w:r>
+      <w:r>
+        <w:br/>
+      </w:r>
+      <w:r>
+        <w:rPr>
+          <w:rStyle w:val="VerbatimChar"/>
+        </w:rPr>
+        <w:t xml:space="preserve">## 5 0.9985496 0.9959251 0.9624944 0.9003360 0.8133146</w:t>
+      </w:r>
+      <w:r>
+        <w:br/>
+      </w:r>
+      <w:r>
+        <w:rPr>
+          <w:rStyle w:val="VerbatimChar"/>
+        </w:rPr>
+        <w:t xml:space="preserve">## 6 0.9959251 0.9624944 0.9003360 0.8133146 0.7068409</w:t>
+      </w:r>
+    </w:p>
+    <w:p>
+      <w:pPr>
+        <w:pStyle w:val="SourceCode"/>
+      </w:pPr>
+      <w:r>
+        <w:rPr>
+          <w:rStyle w:val="NormalTok"/>
+        </w:rPr>
+        <w:t xml:space="preserve">result </w:t>
+      </w:r>
+      <w:r>
+        <w:rPr>
+          <w:rStyle w:val="OtherTok"/>
+        </w:rPr>
+        <w:t xml:space="preserve">&lt;-</w:t>
+      </w:r>
+      <w:r>
+        <w:rPr>
+          <w:rStyle w:val="NormalTok"/>
+        </w:rPr>
+        <w:t xml:space="preserve"> </w:t>
+      </w:r>
+      <w:r>
+        <w:rPr>
+          <w:rStyle w:val="FunctionTok"/>
+        </w:rPr>
+        <w:t xml:space="preserve">transform</w:t>
+      </w:r>
+      <w:r>
+        <w:rPr>
+          <w:rStyle w:val="NormalTok"/>
+        </w:rPr>
+        <w:t xml:space="preserve">(auto, test)</w:t>
+      </w:r>
+      <w:r>
+        <w:br/>
+      </w:r>
+      <w:r>
+        <w:rPr>
+          <w:rStyle w:val="NormalTok"/>
+        </w:rPr>
+        <w:t xml:space="preserve">result </w:t>
+      </w:r>
+      <w:r>
+        <w:rPr>
+          <w:rStyle w:val="OtherTok"/>
+        </w:rPr>
+        <w:t xml:space="preserve">&lt;-</w:t>
+      </w:r>
+      <w:r>
+        <w:rPr>
+          <w:rStyle w:val="NormalTok"/>
+        </w:rPr>
+        <w:t xml:space="preserve"> </w:t>
+      </w:r>
+      <w:r>
+        <w:rPr>
+          <w:rStyle w:val="FunctionTok"/>
+        </w:rPr>
+        <w:t xml:space="preserve">as.data.frame</w:t>
+      </w:r>
+      <w:r>
+        <w:rPr>
+          <w:rStyle w:val="NormalTok"/>
+        </w:rPr>
+        <w:t xml:space="preserve">(result)</w:t>
+      </w:r>
+      <w:r>
+        <w:br/>
+      </w:r>
+      <w:r>
+        <w:rPr>
+          <w:rStyle w:val="FunctionTok"/>
+        </w:rPr>
+        <w:t xml:space="preserve">names</w:t>
+      </w:r>
+      <w:r>
+        <w:rPr>
+          <w:rStyle w:val="NormalTok"/>
+        </w:rPr>
+        <w:t xml:space="preserve">(result) </w:t>
+      </w:r>
+      <w:r>
+        <w:rPr>
+          <w:rStyle w:val="OtherTok"/>
+        </w:rPr>
+        <w:t xml:space="preserve">&lt;-</w:t>
+      </w:r>
+      <w:r>
+        <w:rPr>
+          <w:rStyle w:val="NormalTok"/>
+        </w:rPr>
+        <w:t xml:space="preserve"> </w:t>
+      </w:r>
+      <w:r>
+        <w:rPr>
+          <w:rStyle w:val="FunctionTok"/>
+        </w:rPr>
+        <w:t xml:space="preserve">names</w:t>
+      </w:r>
+      <w:r>
+        <w:rPr>
+          <w:rStyle w:val="NormalTok"/>
+        </w:rPr>
+        <w:t xml:space="preserve">(test)</w:t>
+      </w:r>
+      <w:r>
+        <w:br/>
+      </w:r>
+      <w:r>
+        <w:rPr>
+          <w:rStyle w:val="FunctionTok"/>
+        </w:rPr>
+        <w:t xml:space="preserve">print</w:t>
+      </w:r>
+      <w:r>
+        <w:rPr>
+          <w:rStyle w:val="NormalTok"/>
+        </w:rPr>
+        <w:t xml:space="preserve">(</w:t>
+      </w:r>
+      <w:r>
+        <w:rPr>
+          <w:rStyle w:val="FunctionTok"/>
+        </w:rPr>
+        <w:t xml:space="preserve">head</w:t>
+      </w:r>
+      <w:r>
+        <w:rPr>
+          <w:rStyle w:val="NormalTok"/>
+        </w:rPr>
+        <w:t xml:space="preserve">(result))</w:t>
+      </w:r>
+    </w:p>
+    <w:p>
+      <w:pPr>
+        <w:pStyle w:val="SourceCode"/>
+      </w:pPr>
+      <w:r>
+        <w:rPr>
+          <w:rStyle w:val="VerbatimChar"/>
+        </w:rPr>
+        <w:t xml:space="preserve">##          t4        t3        t2        t1        t0</w:t>
+      </w:r>
+      <w:r>
+        <w:br/>
+      </w:r>
+      <w:r>
+        <w:rPr>
+          <w:rStyle w:val="VerbatimChar"/>
+        </w:rPr>
         <w:t xml:space="preserve">## 1 0.7341992 0.8316329 0.9144543 0.9783357 0.9959475</w:t>
       </w:r>
       <w:r>
@@ -1634,6 +1728,503 @@
           <w:rStyle w:val="VerbatimChar"/>
         </w:rPr>
         <w:t xml:space="preserve">## 6 1.0051498 0.9787415 0.8955949 0.7792678 0.6946990</w:t>
+      </w:r>
+    </w:p>
+    <w:p>
+      <w:pPr>
+        <w:pStyle w:val="SourceCode"/>
+      </w:pPr>
+      <w:r>
+        <w:rPr>
+          <w:rStyle w:val="CommentTok"/>
+        </w:rPr>
+        <w:t xml:space="preserve"># Evaluating reconstruction quality: R2 and MAPE per attribute</w:t>
+      </w:r>
+      <w:r>
+        <w:br/>
+      </w:r>
+      <w:r>
+        <w:rPr>
+          <w:rStyle w:val="NormalTok"/>
+        </w:rPr>
+        <w:t xml:space="preserve">r2 </w:t>
+      </w:r>
+      <w:r>
+        <w:rPr>
+          <w:rStyle w:val="OtherTok"/>
+        </w:rPr>
+        <w:t xml:space="preserve">&lt;-</w:t>
+      </w:r>
+      <w:r>
+        <w:rPr>
+          <w:rStyle w:val="NormalTok"/>
+        </w:rPr>
+        <w:t xml:space="preserve"> </w:t>
+      </w:r>
+      <w:r>
+        <w:rPr>
+          <w:rStyle w:val="FunctionTok"/>
+        </w:rPr>
+        <w:t xml:space="preserve">c</w:t>
+      </w:r>
+      <w:r>
+        <w:rPr>
+          <w:rStyle w:val="NormalTok"/>
+        </w:rPr>
+        <w:t xml:space="preserve">()</w:t>
+      </w:r>
+      <w:r>
+        <w:br/>
+      </w:r>
+      <w:r>
+        <w:rPr>
+          <w:rStyle w:val="NormalTok"/>
+        </w:rPr>
+        <w:t xml:space="preserve">mape </w:t>
+      </w:r>
+      <w:r>
+        <w:rPr>
+          <w:rStyle w:val="OtherTok"/>
+        </w:rPr>
+        <w:t xml:space="preserve">&lt;-</w:t>
+      </w:r>
+      <w:r>
+        <w:rPr>
+          <w:rStyle w:val="NormalTok"/>
+        </w:rPr>
+        <w:t xml:space="preserve"> </w:t>
+      </w:r>
+      <w:r>
+        <w:rPr>
+          <w:rStyle w:val="FunctionTok"/>
+        </w:rPr>
+        <w:t xml:space="preserve">c</w:t>
+      </w:r>
+      <w:r>
+        <w:rPr>
+          <w:rStyle w:val="NormalTok"/>
+        </w:rPr>
+        <w:t xml:space="preserve">()</w:t>
+      </w:r>
+      <w:r>
+        <w:br/>
+      </w:r>
+      <w:r>
+        <w:rPr>
+          <w:rStyle w:val="ControlFlowTok"/>
+        </w:rPr>
+        <w:t xml:space="preserve">for</w:t>
+      </w:r>
+      <w:r>
+        <w:rPr>
+          <w:rStyle w:val="NormalTok"/>
+        </w:rPr>
+        <w:t xml:space="preserve"> (col </w:t>
+      </w:r>
+      <w:r>
+        <w:rPr>
+          <w:rStyle w:val="ControlFlowTok"/>
+        </w:rPr>
+        <w:t xml:space="preserve">in</w:t>
+      </w:r>
+      <w:r>
+        <w:rPr>
+          <w:rStyle w:val="NormalTok"/>
+        </w:rPr>
+        <w:t xml:space="preserve"> </w:t>
+      </w:r>
+      <w:r>
+        <w:rPr>
+          <w:rStyle w:val="FunctionTok"/>
+        </w:rPr>
+        <w:t xml:space="preserve">names</w:t>
+      </w:r>
+      <w:r>
+        <w:rPr>
+          <w:rStyle w:val="NormalTok"/>
+        </w:rPr>
+        <w:t xml:space="preserve">(test)){</w:t>
+      </w:r>
+      <w:r>
+        <w:br/>
+      </w:r>
+      <w:r>
+        <w:rPr>
+          <w:rStyle w:val="NormalTok"/>
+        </w:rPr>
+        <w:t xml:space="preserve">  r2_col </w:t>
+      </w:r>
+      <w:r>
+        <w:rPr>
+          <w:rStyle w:val="OtherTok"/>
+        </w:rPr>
+        <w:t xml:space="preserve">&lt;-</w:t>
+      </w:r>
+      <w:r>
+        <w:rPr>
+          <w:rStyle w:val="NormalTok"/>
+        </w:rPr>
+        <w:t xml:space="preserve"> </w:t>
+      </w:r>
+      <w:r>
+        <w:rPr>
+          <w:rStyle w:val="FunctionTok"/>
+        </w:rPr>
+        <w:t xml:space="preserve">cor</w:t>
+      </w:r>
+      <w:r>
+        <w:rPr>
+          <w:rStyle w:val="NormalTok"/>
+        </w:rPr>
+        <w:t xml:space="preserve">(test[col], result[col])</w:t>
+      </w:r>
+      <w:r>
+        <w:rPr>
+          <w:rStyle w:val="SpecialCharTok"/>
+        </w:rPr>
+        <w:t xml:space="preserve">^</w:t>
+      </w:r>
+      <w:r>
+        <w:rPr>
+          <w:rStyle w:val="DecValTok"/>
+        </w:rPr>
+        <w:t xml:space="preserve">2</w:t>
+      </w:r>
+      <w:r>
+        <w:br/>
+      </w:r>
+      <w:r>
+        <w:rPr>
+          <w:rStyle w:val="NormalTok"/>
+        </w:rPr>
+        <w:t xml:space="preserve">  r2 </w:t>
+      </w:r>
+      <w:r>
+        <w:rPr>
+          <w:rStyle w:val="OtherTok"/>
+        </w:rPr>
+        <w:t xml:space="preserve">&lt;-</w:t>
+      </w:r>
+      <w:r>
+        <w:rPr>
+          <w:rStyle w:val="NormalTok"/>
+        </w:rPr>
+        <w:t xml:space="preserve"> </w:t>
+      </w:r>
+      <w:r>
+        <w:rPr>
+          <w:rStyle w:val="FunctionTok"/>
+        </w:rPr>
+        <w:t xml:space="preserve">append</w:t>
+      </w:r>
+      <w:r>
+        <w:rPr>
+          <w:rStyle w:val="NormalTok"/>
+        </w:rPr>
+        <w:t xml:space="preserve">(r2, r2_col)</w:t>
+      </w:r>
+      <w:r>
+        <w:br/>
+      </w:r>
+      <w:r>
+        <w:rPr>
+          <w:rStyle w:val="NormalTok"/>
+        </w:rPr>
+        <w:t xml:space="preserve">  mape_col </w:t>
+      </w:r>
+      <w:r>
+        <w:rPr>
+          <w:rStyle w:val="OtherTok"/>
+        </w:rPr>
+        <w:t xml:space="preserve">&lt;-</w:t>
+      </w:r>
+      <w:r>
+        <w:rPr>
+          <w:rStyle w:val="NormalTok"/>
+        </w:rPr>
+        <w:t xml:space="preserve"> </w:t>
+      </w:r>
+      <w:r>
+        <w:rPr>
+          <w:rStyle w:val="FunctionTok"/>
+        </w:rPr>
+        <w:t xml:space="preserve">mean</w:t>
+      </w:r>
+      <w:r>
+        <w:rPr>
+          <w:rStyle w:val="NormalTok"/>
+        </w:rPr>
+        <w:t xml:space="preserve">((</w:t>
+      </w:r>
+      <w:r>
+        <w:rPr>
+          <w:rStyle w:val="FunctionTok"/>
+        </w:rPr>
+        <w:t xml:space="preserve">abs</w:t>
+      </w:r>
+      <w:r>
+        <w:rPr>
+          <w:rStyle w:val="NormalTok"/>
+        </w:rPr>
+        <w:t xml:space="preserve">((result[col] </w:t>
+      </w:r>
+      <w:r>
+        <w:rPr>
+          <w:rStyle w:val="SpecialCharTok"/>
+        </w:rPr>
+        <w:t xml:space="preserve">-</w:t>
+      </w:r>
+      <w:r>
+        <w:rPr>
+          <w:rStyle w:val="NormalTok"/>
+        </w:rPr>
+        <w:t xml:space="preserve"> test[col]))</w:t>
+      </w:r>
+      <w:r>
+        <w:rPr>
+          <w:rStyle w:val="SpecialCharTok"/>
+        </w:rPr>
+        <w:t xml:space="preserve">/</w:t>
+      </w:r>
+      <w:r>
+        <w:rPr>
+          <w:rStyle w:val="NormalTok"/>
+        </w:rPr>
+        <w:t xml:space="preserve">test[col])[[col]])</w:t>
+      </w:r>
+      <w:r>
+        <w:br/>
+      </w:r>
+      <w:r>
+        <w:rPr>
+          <w:rStyle w:val="NormalTok"/>
+        </w:rPr>
+        <w:t xml:space="preserve">  mape </w:t>
+      </w:r>
+      <w:r>
+        <w:rPr>
+          <w:rStyle w:val="OtherTok"/>
+        </w:rPr>
+        <w:t xml:space="preserve">&lt;-</w:t>
+      </w:r>
+      <w:r>
+        <w:rPr>
+          <w:rStyle w:val="NormalTok"/>
+        </w:rPr>
+        <w:t xml:space="preserve"> </w:t>
+      </w:r>
+      <w:r>
+        <w:rPr>
+          <w:rStyle w:val="FunctionTok"/>
+        </w:rPr>
+        <w:t xml:space="preserve">append</w:t>
+      </w:r>
+      <w:r>
+        <w:rPr>
+          <w:rStyle w:val="NormalTok"/>
+        </w:rPr>
+        <w:t xml:space="preserve">(mape, mape_col)</w:t>
+      </w:r>
+      <w:r>
+        <w:br/>
+      </w:r>
+      <w:r>
+        <w:rPr>
+          <w:rStyle w:val="NormalTok"/>
+        </w:rPr>
+        <w:t xml:space="preserve">  </w:t>
+      </w:r>
+      <w:r>
+        <w:rPr>
+          <w:rStyle w:val="FunctionTok"/>
+        </w:rPr>
+        <w:t xml:space="preserve">print</w:t>
+      </w:r>
+      <w:r>
+        <w:rPr>
+          <w:rStyle w:val="NormalTok"/>
+        </w:rPr>
+        <w:t xml:space="preserve">(</w:t>
+      </w:r>
+      <w:r>
+        <w:rPr>
+          <w:rStyle w:val="FunctionTok"/>
+        </w:rPr>
+        <w:t xml:space="preserve">paste</w:t>
+      </w:r>
+      <w:r>
+        <w:rPr>
+          <w:rStyle w:val="NormalTok"/>
+        </w:rPr>
+        <w:t xml:space="preserve">(col, </w:t>
+      </w:r>
+      <w:r>
+        <w:rPr>
+          <w:rStyle w:val="StringTok"/>
+        </w:rPr>
+        <w:t xml:space="preserve">'R2 test:'</w:t>
+      </w:r>
+      <w:r>
+        <w:rPr>
+          <w:rStyle w:val="NormalTok"/>
+        </w:rPr>
+        <w:t xml:space="preserve">, r2_col, </w:t>
+      </w:r>
+      <w:r>
+        <w:rPr>
+          <w:rStyle w:val="StringTok"/>
+        </w:rPr>
+        <w:t xml:space="preserve">'MAPE:'</w:t>
+      </w:r>
+      <w:r>
+        <w:rPr>
+          <w:rStyle w:val="NormalTok"/>
+        </w:rPr>
+        <w:t xml:space="preserve">, mape_col))</w:t>
+      </w:r>
+      <w:r>
+        <w:br/>
+      </w:r>
+      <w:r>
+        <w:rPr>
+          <w:rStyle w:val="NormalTok"/>
+        </w:rPr>
+        <w:t xml:space="preserve">}</w:t>
+      </w:r>
+    </w:p>
+    <w:p>
+      <w:pPr>
+        <w:pStyle w:val="SourceCode"/>
+      </w:pPr>
+      <w:r>
+        <w:rPr>
+          <w:rStyle w:val="VerbatimChar"/>
+        </w:rPr>
+        <w:t xml:space="preserve">## [1] "t4 R2 test: 0.983732591520324 MAPE: 0.0170932287711434"</w:t>
+      </w:r>
+      <w:r>
+        <w:br/>
+      </w:r>
+      <w:r>
+        <w:rPr>
+          <w:rStyle w:val="VerbatimChar"/>
+        </w:rPr>
+        <w:t xml:space="preserve">## [1] "t3 R2 test: 0.998578884558099 MAPE: 0.0153797747070078"</w:t>
+      </w:r>
+      <w:r>
+        <w:br/>
+      </w:r>
+      <w:r>
+        <w:rPr>
+          <w:rStyle w:val="VerbatimChar"/>
+        </w:rPr>
+        <w:t xml:space="preserve">## [1] "t2 R2 test: 0.999739477278881 MAPE: 0.00772138126024207"</w:t>
+      </w:r>
+      <w:r>
+        <w:br/>
+      </w:r>
+      <w:r>
+        <w:rPr>
+          <w:rStyle w:val="VerbatimChar"/>
+        </w:rPr>
+        <w:t xml:space="preserve">## [1] "t1 R2 test: 0.996254343655056 MAPE: 0.0266927457458654"</w:t>
+      </w:r>
+      <w:r>
+        <w:br/>
+      </w:r>
+      <w:r>
+        <w:rPr>
+          <w:rStyle w:val="VerbatimChar"/>
+        </w:rPr>
+        <w:t xml:space="preserve">## [1] "t0 R2 test: 0.999004678349328 MAPE: 0.0228838491623557"</w:t>
+      </w:r>
+    </w:p>
+    <w:p>
+      <w:pPr>
+        <w:pStyle w:val="SourceCode"/>
+      </w:pPr>
+      <w:r>
+        <w:rPr>
+          <w:rStyle w:val="FunctionTok"/>
+        </w:rPr>
+        <w:t xml:space="preserve">print</w:t>
+      </w:r>
+      <w:r>
+        <w:rPr>
+          <w:rStyle w:val="NormalTok"/>
+        </w:rPr>
+        <w:t xml:space="preserve">(</w:t>
+      </w:r>
+      <w:r>
+        <w:rPr>
+          <w:rStyle w:val="FunctionTok"/>
+        </w:rPr>
+        <w:t xml:space="preserve">paste</w:t>
+      </w:r>
+      <w:r>
+        <w:rPr>
+          <w:rStyle w:val="NormalTok"/>
+        </w:rPr>
+        <w:t xml:space="preserve">(</w:t>
+      </w:r>
+      <w:r>
+        <w:rPr>
+          <w:rStyle w:val="StringTok"/>
+        </w:rPr>
+        <w:t xml:space="preserve">'Means R2 test:'</w:t>
+      </w:r>
+      <w:r>
+        <w:rPr>
+          <w:rStyle w:val="NormalTok"/>
+        </w:rPr>
+        <w:t xml:space="preserve">, </w:t>
+      </w:r>
+      <w:r>
+        <w:rPr>
+          <w:rStyle w:val="FunctionTok"/>
+        </w:rPr>
+        <w:t xml:space="preserve">mean</w:t>
+      </w:r>
+      <w:r>
+        <w:rPr>
+          <w:rStyle w:val="NormalTok"/>
+        </w:rPr>
+        <w:t xml:space="preserve">(r2), </w:t>
+      </w:r>
+      <w:r>
+        <w:rPr>
+          <w:rStyle w:val="StringTok"/>
+        </w:rPr>
+        <w:t xml:space="preserve">'MAPE:'</w:t>
+      </w:r>
+      <w:r>
+        <w:rPr>
+          <w:rStyle w:val="NormalTok"/>
+        </w:rPr>
+        <w:t xml:space="preserve">, </w:t>
+      </w:r>
+      <w:r>
+        <w:rPr>
+          <w:rStyle w:val="FunctionTok"/>
+        </w:rPr>
+        <w:t xml:space="preserve">mean</w:t>
+      </w:r>
+      <w:r>
+        <w:rPr>
+          <w:rStyle w:val="NormalTok"/>
+        </w:rPr>
+        <w:t xml:space="preserve">(mape)))</w:t>
+      </w:r>
+    </w:p>
+    <w:p>
+      <w:pPr>
+        <w:pStyle w:val="SourceCode"/>
+      </w:pPr>
+      <w:r>
+        <w:rPr>
+          <w:rStyle w:val="VerbatimChar"/>
+        </w:rPr>
+        <w:t xml:space="preserve">## [1] "Means R2 test: 0.995461995072338 MAPE: 0.0179541959293229"</w:t>
       </w:r>
     </w:p>
     <w:p>

--- a/examples/autoencoder/doc/22_autoenc_ed_dynamic_patience.docx
+++ b/examples/autoencoder/doc/22_autoenc_ed_dynamic_patience.docx
@@ -45,6 +45,45 @@
       </w:pPr>
       <w:r>
         <w:rPr>
+          <w:rStyle w:val="FunctionTok"/>
+        </w:rPr>
+        <w:t xml:space="preserve">source</w:t>
+      </w:r>
+      <w:r>
+        <w:rPr>
+          <w:rStyle w:val="NormalTok"/>
+        </w:rPr>
+        <w:t xml:space="preserve">(</w:t>
+      </w:r>
+      <w:r>
+        <w:rPr>
+          <w:rStyle w:val="FunctionTok"/>
+        </w:rPr>
+        <w:t xml:space="preserve">url</w:t>
+      </w:r>
+      <w:r>
+        <w:rPr>
+          <w:rStyle w:val="NormalTok"/>
+        </w:rPr>
+        <w:t xml:space="preserve">(</w:t>
+      </w:r>
+      <w:r>
+        <w:rPr>
+          <w:rStyle w:val="StringTok"/>
+        </w:rPr>
+        <w:t xml:space="preserve">"https://raw.githubusercontent.com/cefet-rj-dal/daltoolboxdp/main/examples/seed.R"</w:t>
+      </w:r>
+      <w:r>
+        <w:rPr>
+          <w:rStyle w:val="NormalTok"/>
+        </w:rPr>
+        <w:t xml:space="preserve">))</w:t>
+      </w:r>
+      <w:r>
+        <w:br/>
+      </w:r>
+      <w:r>
+        <w:rPr>
           <w:rStyle w:val="CommentTok"/>
         </w:rPr>
         <w:t xml:space="preserve"># Installing packages</w:t>
@@ -280,6 +319,21 @@
       </w:r>
       <w:r>
         <w:rPr>
+          <w:rStyle w:val="FunctionTok"/>
+        </w:rPr>
+        <w:t xml:space="preserve">set_example_seed</w:t>
+      </w:r>
+      <w:r>
+        <w:rPr>
+          <w:rStyle w:val="NormalTok"/>
+        </w:rPr>
+        <w:t xml:space="preserve">()</w:t>
+      </w:r>
+      <w:r>
+        <w:br/>
+      </w:r>
+      <w:r>
+        <w:rPr>
           <w:rStyle w:val="NormalTok"/>
         </w:rPr>
         <w:t xml:space="preserve">preproc </w:t>
@@ -753,6 +807,21 @@
       </w:r>
       <w:r>
         <w:rPr>
+          <w:rStyle w:val="FunctionTok"/>
+        </w:rPr>
+        <w:t xml:space="preserve">set_example_seed</w:t>
+      </w:r>
+      <w:r>
+        <w:rPr>
+          <w:rStyle w:val="NormalTok"/>
+        </w:rPr>
+        <w:t xml:space="preserve">()</w:t>
+      </w:r>
+      <w:r>
+        <w:br/>
+      </w:r>
+      <w:r>
+        <w:rPr>
           <w:rStyle w:val="NormalTok"/>
         </w:rPr>
         <w:t xml:space="preserve">auto </w:t>
@@ -911,7 +980,7 @@
         <w:rPr>
           <w:rStyle w:val="VerbatimChar"/>
         </w:rPr>
-        <w:t xml:space="preserve">## [1] 198</w:t>
+        <w:t xml:space="preserve">## [1] 38</w:t>
       </w:r>
     </w:p>
     <w:p>
@@ -1395,7 +1464,7 @@
               <a:graphicData uri="http://schemas.openxmlformats.org/drawingml/2006/picture">
                 <pic:pic>
                   <pic:nvPicPr>
-                    <pic:cNvPr descr="/home/gpca/daltoolboxdp/examples/autoencoder/doc/22_autoenc_ed_dynamic_patience_files/e327c41721fafede92ed5a4f33e5693392b52b20.png" id="11" name="Picture"/>
+                    <pic:cNvPr descr="/home/gpca/daltoolboxdp/examples/autoencoder/doc/22_autoenc_ed_dynamic_patience_files/65862197e9b513103e1778f3ec25a4474e88725a.png" id="11" name="Picture"/>
                     <pic:cNvPicPr>
                       <a:picLocks noChangeArrowheads="1" noChangeAspect="1"/>
                     </pic:cNvPicPr>
@@ -1682,7 +1751,7 @@
         <w:rPr>
           <w:rStyle w:val="VerbatimChar"/>
         </w:rPr>
-        <w:t xml:space="preserve">## 1 0.7341992 0.8316329 0.9144543 0.9783357 0.9959475</w:t>
+        <w:t xml:space="preserve">## 1 0.5741741 0.2707466 0.1380602 0.3742150 0.4845767</w:t>
       </w:r>
       <w:r>
         <w:br/>
@@ -1691,7 +1760,7 @@
         <w:rPr>
           <w:rStyle w:val="VerbatimChar"/>
         </w:rPr>
-        <w:t xml:space="preserve">## 2 0.8392407 0.9183757 0.9663505 0.9922336 0.9854301</w:t>
+        <w:t xml:space="preserve">## 2 0.5802787 0.2747923 0.1442641 0.3885022 0.4917541</w:t>
       </w:r>
       <w:r>
         <w:br/>
@@ -1700,7 +1769,7 @@
         <w:rPr>
           <w:rStyle w:val="VerbatimChar"/>
         </w:rPr>
-        <w:t xml:space="preserve">## 3 0.9220429 0.9817311 0.9886963 0.9766881 0.9470644</w:t>
+        <w:t xml:space="preserve">## 3 0.5836478 0.2775753 0.1485797 0.3971461 0.4947429</w:t>
       </w:r>
       <w:r>
         <w:br/>
@@ -1709,7 +1778,7 @@
         <w:rPr>
           <w:rStyle w:val="VerbatimChar"/>
         </w:rPr>
-        <w:t xml:space="preserve">## 4 0.9825926 1.0155282 0.9854522 0.9344487 0.8853105</w:t>
+        <w:t xml:space="preserve">## 4 0.5841236 0.2786501 0.1511275 0.3996527 0.4931044</w:t>
       </w:r>
       <w:r>
         <w:br/>
@@ -1718,7 +1787,7 @@
         <w:rPr>
           <w:rStyle w:val="VerbatimChar"/>
         </w:rPr>
-        <w:t xml:space="preserve">## 5 1.0114759 1.0120234 0.9533769 0.8667711 0.8000152</w:t>
+        <w:t xml:space="preserve">## 5 0.5816203 0.2780896 0.1516886 0.3959200 0.4871042</w:t>
       </w:r>
       <w:r>
         <w:br/>
@@ -1727,7 +1796,7 @@
         <w:rPr>
           <w:rStyle w:val="VerbatimChar"/>
         </w:rPr>
-        <w:t xml:space="preserve">## 6 1.0051498 0.9787415 0.8955949 0.7792678 0.6946990</w:t>
+        <w:t xml:space="preserve">## 6 0.5768524 0.2760853 0.1502629 0.3869914 0.4778468</w:t>
       </w:r>
     </w:p>
     <w:p>
@@ -2100,7 +2169,7 @@
         <w:rPr>
           <w:rStyle w:val="VerbatimChar"/>
         </w:rPr>
-        <w:t xml:space="preserve">## [1] "t4 R2 test: 0.983732591520324 MAPE: 0.0170932287711434"</w:t>
+        <w:t xml:space="preserve">## [1] "t4 R2 test: 0.375772962294663 MAPE: 0.345266470017256"</w:t>
       </w:r>
       <w:r>
         <w:br/>
@@ -2109,7 +2178,7 @@
         <w:rPr>
           <w:rStyle w:val="VerbatimChar"/>
         </w:rPr>
-        <w:t xml:space="preserve">## [1] "t3 R2 test: 0.998578884558099 MAPE: 0.0153797747070078"</w:t>
+        <w:t xml:space="preserve">## [1] "t3 R2 test: 0.991215462106224 MAPE: 0.680121919270469"</w:t>
       </w:r>
       <w:r>
         <w:br/>
@@ -2118,7 +2187,7 @@
         <w:rPr>
           <w:rStyle w:val="VerbatimChar"/>
         </w:rPr>
-        <w:t xml:space="preserve">## [1] "t2 R2 test: 0.999739477278881 MAPE: 0.00772138126024207"</w:t>
+        <w:t xml:space="preserve">## [1] "t2 R2 test: 0.721614925879257 MAPE: 0.818626558146249"</w:t>
       </w:r>
       <w:r>
         <w:br/>
@@ -2127,7 +2196,7 @@
         <w:rPr>
           <w:rStyle w:val="VerbatimChar"/>
         </w:rPr>
-        <w:t xml:space="preserve">## [1] "t1 R2 test: 0.996254343655056 MAPE: 0.0266927457458654"</w:t>
+        <w:t xml:space="preserve">## [1] "t1 R2 test: 0.882589230795136 MAPE: 0.473619481144276"</w:t>
       </w:r>
       <w:r>
         <w:br/>
@@ -2136,7 +2205,7 @@
         <w:rPr>
           <w:rStyle w:val="VerbatimChar"/>
         </w:rPr>
-        <w:t xml:space="preserve">## [1] "t0 R2 test: 0.999004678349328 MAPE: 0.0228838491623557"</w:t>
+        <w:t xml:space="preserve">## [1] "t0 R2 test: 0.93659646895528 MAPE: 0.403433129324169"</w:t>
       </w:r>
     </w:p>
     <w:p>
@@ -2224,7 +2293,7 @@
         <w:rPr>
           <w:rStyle w:val="VerbatimChar"/>
         </w:rPr>
-        <w:t xml:space="preserve">## [1] "Means R2 test: 0.995461995072338 MAPE: 0.0179541959293229"</w:t>
+        <w:t xml:space="preserve">## [1] "Means R2 test: 0.781557810006112 MAPE: 0.544213511580484"</w:t>
       </w:r>
     </w:p>
     <w:p>

--- a/examples/autoencoder/doc/22_autoenc_ed_dynamic_patience.docx
+++ b/examples/autoencoder/doc/22_autoenc_ed_dynamic_patience.docx
@@ -980,7 +980,7 @@
         <w:rPr>
           <w:rStyle w:val="VerbatimChar"/>
         </w:rPr>
-        <w:t xml:space="preserve">## [1] 38</w:t>
+        <w:t xml:space="preserve">## [1] 189</w:t>
       </w:r>
     </w:p>
     <w:p>
@@ -1464,7 +1464,7 @@
               <a:graphicData uri="http://schemas.openxmlformats.org/drawingml/2006/picture">
                 <pic:pic>
                   <pic:nvPicPr>
-                    <pic:cNvPr descr="/home/gpca/daltoolboxdp/examples/autoencoder/doc/22_autoenc_ed_dynamic_patience_files/65862197e9b513103e1778f3ec25a4474e88725a.png" id="11" name="Picture"/>
+                    <pic:cNvPr descr="/home/gpca/daltoolboxdp/examples/autoencoder/doc/22_autoenc_ed_dynamic_patience_files/8a2245f15acc61fea5613d4b6d4c08e8d0f9d52f.png" id="11" name="Picture"/>
                     <pic:cNvPicPr>
                       <a:picLocks noChangeArrowheads="1" noChangeAspect="1"/>
                     </pic:cNvPicPr>
@@ -1751,7 +1751,7 @@
         <w:rPr>
           <w:rStyle w:val="VerbatimChar"/>
         </w:rPr>
-        <w:t xml:space="preserve">## 1 0.5741741 0.2707466 0.1380602 0.3742150 0.4845767</w:t>
+        <w:t xml:space="preserve">## 1 0.7288484 0.8460892 0.9163315 0.9829944 0.9988723</w:t>
       </w:r>
       <w:r>
         <w:br/>
@@ -1760,7 +1760,7 @@
         <w:rPr>
           <w:rStyle w:val="VerbatimChar"/>
         </w:rPr>
-        <w:t xml:space="preserve">## 2 0.5802787 0.2747923 0.1442641 0.3885022 0.4917541</w:t>
+        <w:t xml:space="preserve">## 2 0.8360006 0.9250990 0.9843453 1.0102398 1.0042562</w:t>
       </w:r>
       <w:r>
         <w:br/>
@@ -1769,7 +1769,7 @@
         <w:rPr>
           <w:rStyle w:val="VerbatimChar"/>
         </w:rPr>
-        <w:t xml:space="preserve">## 3 0.5836478 0.2775753 0.1485797 0.3971461 0.4947429</w:t>
+        <w:t xml:space="preserve">## 3 0.9188986 0.9793569 1.0198730 1.0000057 0.9763479</w:t>
       </w:r>
       <w:r>
         <w:br/>
@@ -1778,7 +1778,7 @@
         <w:rPr>
           <w:rStyle w:val="VerbatimChar"/>
         </w:rPr>
-        <w:t xml:space="preserve">## 4 0.5841236 0.2786501 0.1511275 0.3996527 0.4931044</w:t>
+        <w:t xml:space="preserve">## 4 0.9734806 0.9988334 1.0179262 0.9533207 0.9098952</w:t>
       </w:r>
       <w:r>
         <w:br/>
@@ -1787,7 +1787,7 @@
         <w:rPr>
           <w:rStyle w:val="VerbatimChar"/>
         </w:rPr>
-        <w:t xml:space="preserve">## 5 0.5816203 0.2780896 0.1516886 0.3959200 0.4871042</w:t>
+        <w:t xml:space="preserve">## 5 1.0049790 0.9864482 0.9770424 0.8867995 0.8163822</w:t>
       </w:r>
       <w:r>
         <w:br/>
@@ -1796,7 +1796,7 @@
         <w:rPr>
           <w:rStyle w:val="VerbatimChar"/>
         </w:rPr>
-        <w:t xml:space="preserve">## 6 0.5768524 0.2760853 0.1502629 0.3869914 0.4778468</w:t>
+        <w:t xml:space="preserve">## 6 1.0051609 0.9481403 0.9054048 0.7972856 0.7061017</w:t>
       </w:r>
     </w:p>
     <w:p>
@@ -2169,7 +2169,7 @@
         <w:rPr>
           <w:rStyle w:val="VerbatimChar"/>
         </w:rPr>
-        <w:t xml:space="preserve">## [1] "t4 R2 test: 0.375772962294663 MAPE: 0.345266470017256"</w:t>
+        <w:t xml:space="preserve">## [1] "t4 R2 test: 0.993279023930083 MAPE: 0.0122747849986595"</w:t>
       </w:r>
       <w:r>
         <w:br/>
@@ -2178,7 +2178,7 @@
         <w:rPr>
           <w:rStyle w:val="VerbatimChar"/>
         </w:rPr>
-        <w:t xml:space="preserve">## [1] "t3 R2 test: 0.991215462106224 MAPE: 0.680121919270469"</w:t>
+        <w:t xml:space="preserve">## [1] "t3 R2 test: 0.991525775779057 MAPE: 0.0192679054411593"</w:t>
       </w:r>
       <w:r>
         <w:br/>
@@ -2187,7 +2187,7 @@
         <w:rPr>
           <w:rStyle w:val="VerbatimChar"/>
         </w:rPr>
-        <w:t xml:space="preserve">## [1] "t2 R2 test: 0.721614925879257 MAPE: 0.818626558146249"</w:t>
+        <w:t xml:space="preserve">## [1] "t2 R2 test: 0.999820561017747 MAPE: 0.028108715732837"</w:t>
       </w:r>
       <w:r>
         <w:br/>
@@ -2196,7 +2196,7 @@
         <w:rPr>
           <w:rStyle w:val="VerbatimChar"/>
         </w:rPr>
-        <w:t xml:space="preserve">## [1] "t1 R2 test: 0.882589230795136 MAPE: 0.473619481144276"</w:t>
+        <w:t xml:space="preserve">## [1] "t1 R2 test: 0.997519571200515 MAPE: 0.0152515685431498"</w:t>
       </w:r>
       <w:r>
         <w:br/>
@@ -2205,7 +2205,7 @@
         <w:rPr>
           <w:rStyle w:val="VerbatimChar"/>
         </w:rPr>
-        <w:t xml:space="preserve">## [1] "t0 R2 test: 0.93659646895528 MAPE: 0.403433129324169"</w:t>
+        <w:t xml:space="preserve">## [1] "t0 R2 test: 0.999811516769087 MAPE: 0.0193680293178181"</w:t>
       </w:r>
     </w:p>
     <w:p>
@@ -2293,7 +2293,7 @@
         <w:rPr>
           <w:rStyle w:val="VerbatimChar"/>
         </w:rPr>
-        <w:t xml:space="preserve">## [1] "Means R2 test: 0.781557810006112 MAPE: 0.544213511580484"</w:t>
+        <w:t xml:space="preserve">## [1] "Means R2 test: 0.996391289739298 MAPE: 0.0188542008067247"</w:t>
       </w:r>
     </w:p>
     <w:p>

--- a/examples/autoencoder/doc/22_autoenc_ed_dynamic_patience.docx
+++ b/examples/autoencoder/doc/22_autoenc_ed_dynamic_patience.docx
@@ -980,7 +980,7 @@
         <w:rPr>
           <w:rStyle w:val="VerbatimChar"/>
         </w:rPr>
-        <w:t xml:space="preserve">## [1] 189</w:t>
+        <w:t xml:space="preserve">## [1] 103</w:t>
       </w:r>
     </w:p>
     <w:p>
@@ -1464,7 +1464,7 @@
               <a:graphicData uri="http://schemas.openxmlformats.org/drawingml/2006/picture">
                 <pic:pic>
                   <pic:nvPicPr>
-                    <pic:cNvPr descr="/home/gpca/daltoolboxdp/examples/autoencoder/doc/22_autoenc_ed_dynamic_patience_files/8a2245f15acc61fea5613d4b6d4c08e8d0f9d52f.png" id="11" name="Picture"/>
+                    <pic:cNvPr descr="/home/gpca/daltoolboxdp/examples/autoencoder/doc/22_autoenc_ed_dynamic_patience_files/0f896b62a27d6c023c0029b1e44de3529ebefdc1.png" id="11" name="Picture"/>
                     <pic:cNvPicPr>
                       <a:picLocks noChangeArrowheads="1" noChangeAspect="1"/>
                     </pic:cNvPicPr>
@@ -1751,7 +1751,7 @@
         <w:rPr>
           <w:rStyle w:val="VerbatimChar"/>
         </w:rPr>
-        <w:t xml:space="preserve">## 1 0.7288484 0.8460892 0.9163315 0.9829944 0.9988723</w:t>
+        <w:t xml:space="preserve">## 1 0.8251413 0.8268962 0.8942189 0.9266616 0.9361824</w:t>
       </w:r>
       <w:r>
         <w:br/>
@@ -1760,7 +1760,7 @@
         <w:rPr>
           <w:rStyle w:val="VerbatimChar"/>
         </w:rPr>
-        <w:t xml:space="preserve">## 2 0.8360006 0.9250990 0.9843453 1.0102398 1.0042562</w:t>
+        <w:t xml:space="preserve">## 2 0.8985487 0.8674385 0.9570907 0.9917051 0.9860953</w:t>
       </w:r>
       <w:r>
         <w:br/>
@@ -1769,7 +1769,7 @@
         <w:rPr>
           <w:rStyle w:val="VerbatimChar"/>
         </w:rPr>
-        <w:t xml:space="preserve">## 3 0.9188986 0.9793569 1.0198730 1.0000057 0.9763479</w:t>
+        <w:t xml:space="preserve">## 3 0.9356878 0.8850247 0.9845787 1.0193062 1.0024128</w:t>
       </w:r>
       <w:r>
         <w:br/>
@@ -1778,7 +1778,7 @@
         <w:rPr>
           <w:rStyle w:val="VerbatimChar"/>
         </w:rPr>
-        <w:t xml:space="preserve">## 4 0.9734806 0.9988334 1.0179262 0.9533207 0.9098952</w:t>
+        <w:t xml:space="preserve">## 4 0.9409012 0.8840250 0.9824263 1.0135771 0.9901335</w:t>
       </w:r>
       <w:r>
         <w:br/>
@@ -1787,7 +1787,7 @@
         <w:rPr>
           <w:rStyle w:val="VerbatimChar"/>
         </w:rPr>
-        <w:t xml:space="preserve">## 5 1.0049790 0.9864482 0.9770424 0.8867995 0.8163822</w:t>
+        <w:t xml:space="preserve">## 5 0.9165682 0.8630024 0.9509660 0.9795538 0.9490173</w:t>
       </w:r>
       <w:r>
         <w:br/>
@@ -1796,7 +1796,7 @@
         <w:rPr>
           <w:rStyle w:val="VerbatimChar"/>
         </w:rPr>
-        <w:t xml:space="preserve">## 6 1.0051609 0.9481403 0.9054048 0.7972856 0.7061017</w:t>
+        <w:t xml:space="preserve">## 6 0.8626755 0.8241584 0.8919773 0.9153733 0.8803396</w:t>
       </w:r>
     </w:p>
     <w:p>
@@ -2169,7 +2169,7 @@
         <w:rPr>
           <w:rStyle w:val="VerbatimChar"/>
         </w:rPr>
-        <w:t xml:space="preserve">## [1] "t4 R2 test: 0.993279023930083 MAPE: 0.0122747849986595"</w:t>
+        <w:t xml:space="preserve">## [1] "t4 R2 test: 0.392486674949192 MAPE: 0.166432082049883"</w:t>
       </w:r>
       <w:r>
         <w:br/>
@@ -2178,7 +2178,7 @@
         <w:rPr>
           <w:rStyle w:val="VerbatimChar"/>
         </w:rPr>
-        <w:t xml:space="preserve">## [1] "t3 R2 test: 0.991525775779057 MAPE: 0.0192679054411593"</w:t>
+        <w:t xml:space="preserve">## [1] "t3 R2 test: 0.897448815682921 MAPE: 0.109959303463912"</w:t>
       </w:r>
       <w:r>
         <w:br/>
@@ -2187,7 +2187,7 @@
         <w:rPr>
           <w:rStyle w:val="VerbatimChar"/>
         </w:rPr>
-        <w:t xml:space="preserve">## [1] "t2 R2 test: 0.999820561017747 MAPE: 0.028108715732837"</w:t>
+        <w:t xml:space="preserve">## [1] "t2 R2 test: 0.99963453543094 MAPE: 0.0109648903068286"</w:t>
       </w:r>
       <w:r>
         <w:br/>
@@ -2196,7 +2196,7 @@
         <w:rPr>
           <w:rStyle w:val="VerbatimChar"/>
         </w:rPr>
-        <w:t xml:space="preserve">## [1] "t1 R2 test: 0.997519571200515 MAPE: 0.0152515685431498"</w:t>
+        <w:t xml:space="preserve">## [1] "t1 R2 test: 0.961305796521828 MAPE: 0.130599205140048"</w:t>
       </w:r>
       <w:r>
         <w:br/>
@@ -2205,7 +2205,7 @@
         <w:rPr>
           <w:rStyle w:val="VerbatimChar"/>
         </w:rPr>
-        <w:t xml:space="preserve">## [1] "t0 R2 test: 0.999811516769087 MAPE: 0.0193680293178181"</w:t>
+        <w:t xml:space="preserve">## [1] "t0 R2 test: 0.934899869477212 MAPE: 0.287446766368574"</w:t>
       </w:r>
     </w:p>
     <w:p>
@@ -2293,7 +2293,7 @@
         <w:rPr>
           <w:rStyle w:val="VerbatimChar"/>
         </w:rPr>
-        <w:t xml:space="preserve">## [1] "Means R2 test: 0.996391289739298 MAPE: 0.0188542008067247"</w:t>
+        <w:t xml:space="preserve">## [1] "Means R2 test: 0.837155138412419 MAPE: 0.141080449465849"</w:t>
       </w:r>
     </w:p>
     <w:p>

--- a/examples/autoencoder/doc/22_autoenc_ed_dynamic_patience.docx
+++ b/examples/autoencoder/doc/22_autoenc_ed_dynamic_patience.docx
@@ -980,7 +980,7 @@
         <w:rPr>
           <w:rStyle w:val="VerbatimChar"/>
         </w:rPr>
-        <w:t xml:space="preserve">## [1] 103</w:t>
+        <w:t xml:space="preserve">## [1] 185</w:t>
       </w:r>
     </w:p>
     <w:p>
@@ -1464,7 +1464,7 @@
               <a:graphicData uri="http://schemas.openxmlformats.org/drawingml/2006/picture">
                 <pic:pic>
                   <pic:nvPicPr>
-                    <pic:cNvPr descr="/home/gpca/daltoolboxdp/examples/autoencoder/doc/22_autoenc_ed_dynamic_patience_files/0f896b62a27d6c023c0029b1e44de3529ebefdc1.png" id="11" name="Picture"/>
+                    <pic:cNvPr descr="/home/gpca/daltoolboxdp/examples/autoencoder/doc/22_autoenc_ed_dynamic_patience_files/29f410d0f3130ca3d95cd33970910002bd1b4aba.png" id="11" name="Picture"/>
                     <pic:cNvPicPr>
                       <a:picLocks noChangeArrowheads="1" noChangeAspect="1"/>
                     </pic:cNvPicPr>
@@ -1751,7 +1751,7 @@
         <w:rPr>
           <w:rStyle w:val="VerbatimChar"/>
         </w:rPr>
-        <w:t xml:space="preserve">## 1 0.8251413 0.8268962 0.8942189 0.9266616 0.9361824</w:t>
+        <w:t xml:space="preserve">## 1 0.7251151 0.8464234 0.9171996 0.9867905 0.9994574</w:t>
       </w:r>
       <w:r>
         <w:br/>
@@ -1760,7 +1760,7 @@
         <w:rPr>
           <w:rStyle w:val="VerbatimChar"/>
         </w:rPr>
-        <w:t xml:space="preserve">## 2 0.8985487 0.8674385 0.9570907 0.9917051 0.9860953</w:t>
+        <w:t xml:space="preserve">## 2 0.8307382 0.9222575 0.9861287 1.0107563 1.0024863</w:t>
       </w:r>
       <w:r>
         <w:br/>
@@ -1769,7 +1769,7 @@
         <w:rPr>
           <w:rStyle w:val="VerbatimChar"/>
         </w:rPr>
-        <w:t xml:space="preserve">## 3 0.9356878 0.8850247 0.9845787 1.0193062 1.0024128</w:t>
+        <w:t xml:space="preserve">## 3 0.9147303 0.9732111 1.0243974 0.9925314 0.9667885</w:t>
       </w:r>
       <w:r>
         <w:br/>
@@ -1778,7 +1778,7 @@
         <w:rPr>
           <w:rStyle w:val="VerbatimChar"/>
         </w:rPr>
-        <w:t xml:space="preserve">## 4 0.9409012 0.8840250 0.9824263 1.0135771 0.9901335</w:t>
+        <w:t xml:space="preserve">## 4 0.9731854 0.9896123 1.0202940 0.9488727 0.9025119</w:t>
       </w:r>
       <w:r>
         <w:br/>
@@ -1787,7 +1787,7 @@
         <w:rPr>
           <w:rStyle w:val="VerbatimChar"/>
         </w:rPr>
-        <w:t xml:space="preserve">## 5 0.9165682 0.8630024 0.9509660 0.9795538 0.9490173</w:t>
+        <w:t xml:space="preserve">## 5 1.0055085 0.9760950 0.9788281 0.8832633 0.8123541</w:t>
       </w:r>
       <w:r>
         <w:br/>
@@ -1796,7 +1796,7 @@
         <w:rPr>
           <w:rStyle w:val="VerbatimChar"/>
         </w:rPr>
-        <w:t xml:space="preserve">## 6 0.8626755 0.8241584 0.8919773 0.9153733 0.8803396</w:t>
+        <w:t xml:space="preserve">## 6 1.0063952 0.9371748 0.9063904 0.7949589 0.7053298</w:t>
       </w:r>
     </w:p>
     <w:p>
@@ -2169,7 +2169,7 @@
         <w:rPr>
           <w:rStyle w:val="VerbatimChar"/>
         </w:rPr>
-        <w:t xml:space="preserve">## [1] "t4 R2 test: 0.392486674949192 MAPE: 0.166432082049883"</w:t>
+        <w:t xml:space="preserve">## [1] "t4 R2 test: 0.994171805882308 MAPE: 0.0104399044849239"</w:t>
       </w:r>
       <w:r>
         <w:br/>
@@ -2178,7 +2178,7 @@
         <w:rPr>
           <w:rStyle w:val="VerbatimChar"/>
         </w:rPr>
-        <w:t xml:space="preserve">## [1] "t3 R2 test: 0.897448815682921 MAPE: 0.109959303463912"</w:t>
+        <w:t xml:space="preserve">## [1] "t3 R2 test: 0.986581398262281 MAPE: 0.0265466468405731"</w:t>
       </w:r>
       <w:r>
         <w:br/>
@@ -2187,7 +2187,7 @@
         <w:rPr>
           <w:rStyle w:val="VerbatimChar"/>
         </w:rPr>
-        <w:t xml:space="preserve">## [1] "t2 R2 test: 0.99963453543094 MAPE: 0.0109648903068286"</w:t>
+        <w:t xml:space="preserve">## [1] "t2 R2 test: 0.999815612135677 MAPE: 0.0302561144070547"</w:t>
       </w:r>
       <w:r>
         <w:br/>
@@ -2196,7 +2196,7 @@
         <w:rPr>
           <w:rStyle w:val="VerbatimChar"/>
         </w:rPr>
-        <w:t xml:space="preserve">## [1] "t1 R2 test: 0.961305796521828 MAPE: 0.130599205140048"</w:t>
+        <w:t xml:space="preserve">## [1] "t1 R2 test: 0.996919223946153 MAPE: 0.0163599973229851"</w:t>
       </w:r>
       <w:r>
         <w:br/>
@@ -2205,7 +2205,7 @@
         <w:rPr>
           <w:rStyle w:val="VerbatimChar"/>
         </w:rPr>
-        <w:t xml:space="preserve">## [1] "t0 R2 test: 0.934899869477212 MAPE: 0.287446766368574"</w:t>
+        <w:t xml:space="preserve">## [1] "t0 R2 test: 0.999953042924883 MAPE: 0.0136972376364096"</w:t>
       </w:r>
     </w:p>
     <w:p>
@@ -2293,7 +2293,7 @@
         <w:rPr>
           <w:rStyle w:val="VerbatimChar"/>
         </w:rPr>
-        <w:t xml:space="preserve">## [1] "Means R2 test: 0.837155138412419 MAPE: 0.141080449465849"</w:t>
+        <w:t xml:space="preserve">## [1] "Means R2 test: 0.995488216630261 MAPE: 0.0194599801383893"</w:t>
       </w:r>
     </w:p>
     <w:p>

--- a/examples/autoencoder/doc/22_autoenc_ed_dynamic_patience.docx
+++ b/examples/autoencoder/doc/22_autoenc_ed_dynamic_patience.docx
@@ -980,7 +980,7 @@
         <w:rPr>
           <w:rStyle w:val="VerbatimChar"/>
         </w:rPr>
-        <w:t xml:space="preserve">## [1] 185</w:t>
+        <w:t xml:space="preserve">## [1] 105</w:t>
       </w:r>
     </w:p>
     <w:p>
@@ -1464,7 +1464,7 @@
               <a:graphicData uri="http://schemas.openxmlformats.org/drawingml/2006/picture">
                 <pic:pic>
                   <pic:nvPicPr>
-                    <pic:cNvPr descr="/home/gpca/daltoolboxdp/examples/autoencoder/doc/22_autoenc_ed_dynamic_patience_files/29f410d0f3130ca3d95cd33970910002bd1b4aba.png" id="11" name="Picture"/>
+                    <pic:cNvPr descr="/home/gpca/daltoolboxdp/examples/autoencoder/doc/22_autoenc_ed_dynamic_patience_files/10c5e783078fb77a42dcd27d3065e718579128fa.png" id="11" name="Picture"/>
                     <pic:cNvPicPr>
                       <a:picLocks noChangeArrowheads="1" noChangeAspect="1"/>
                     </pic:cNvPicPr>
@@ -1751,7 +1751,7 @@
         <w:rPr>
           <w:rStyle w:val="VerbatimChar"/>
         </w:rPr>
-        <w:t xml:space="preserve">## 1 0.7251151 0.8464234 0.9171996 0.9867905 0.9994574</w:t>
+        <w:t xml:space="preserve">## 1 0.8537674 0.8362622 0.8919279 0.9181592 0.9143441</w:t>
       </w:r>
       <w:r>
         <w:br/>
@@ -1760,7 +1760,7 @@
         <w:rPr>
           <w:rStyle w:val="VerbatimChar"/>
         </w:rPr>
-        <w:t xml:space="preserve">## 2 0.8307382 0.9222575 0.9861287 1.0107563 1.0024863</w:t>
+        <w:t xml:space="preserve">## 2 0.9290211 0.8788006 0.9549216 0.9827704 0.9652739</w:t>
       </w:r>
       <w:r>
         <w:br/>
@@ -1769,7 +1769,7 @@
         <w:rPr>
           <w:rStyle w:val="VerbatimChar"/>
         </w:rPr>
-        <w:t xml:space="preserve">## 3 0.9147303 0.9732111 1.0243974 0.9925314 0.9667885</w:t>
+        <w:t xml:space="preserve">## 3 0.9686654 0.8978857 0.9834329 1.0115300 0.9828089</w:t>
       </w:r>
       <w:r>
         <w:br/>
@@ -1778,7 +1778,7 @@
         <w:rPr>
           <w:rStyle w:val="VerbatimChar"/>
         </w:rPr>
-        <w:t xml:space="preserve">## 4 0.9731854 0.9896123 1.0202940 0.9488727 0.9025119</w:t>
+        <w:t xml:space="preserve">## 4 0.9740883 0.8968747 0.9814925 1.0059278 0.9702567</w:t>
       </w:r>
       <w:r>
         <w:br/>
@@ -1787,7 +1787,7 @@
         <w:rPr>
           <w:rStyle w:val="VerbatimChar"/>
         </w:rPr>
-        <w:t xml:space="preserve">## 5 1.0055085 0.9760950 0.9788281 0.8832633 0.8123541</w:t>
+        <w:t xml:space="preserve">## 5 0.9493605 0.8753799 0.9492237 0.9720258 0.9292637</w:t>
       </w:r>
       <w:r>
         <w:br/>
@@ -1796,7 +1796,7 @@
         <w:rPr>
           <w:rStyle w:val="VerbatimChar"/>
         </w:rPr>
-        <w:t xml:space="preserve">## 6 1.0063952 0.9371748 0.9063904 0.7949589 0.7053298</w:t>
+        <w:t xml:space="preserve">## 6 0.8940750 0.8351097 0.8886681 0.9076265 0.8600419</w:t>
       </w:r>
     </w:p>
     <w:p>
@@ -2169,7 +2169,7 @@
         <w:rPr>
           <w:rStyle w:val="VerbatimChar"/>
         </w:rPr>
-        <w:t xml:space="preserve">## [1] "t4 R2 test: 0.994171805882308 MAPE: 0.0104399044849239"</w:t>
+        <w:t xml:space="preserve">## [1] "t4 R2 test: 0.395231139798298 MAPE: 0.156622729410648"</w:t>
       </w:r>
       <w:r>
         <w:br/>
@@ -2178,7 +2178,7 @@
         <w:rPr>
           <w:rStyle w:val="VerbatimChar"/>
         </w:rPr>
-        <w:t xml:space="preserve">## [1] "t3 R2 test: 0.986581398262281 MAPE: 0.0265466468405731"</w:t>
+        <w:t xml:space="preserve">## [1] "t3 R2 test: 0.899557766549542 MAPE: 0.102203955508791"</w:t>
       </w:r>
       <w:r>
         <w:br/>
@@ -2187,7 +2187,7 @@
         <w:rPr>
           <w:rStyle w:val="VerbatimChar"/>
         </w:rPr>
-        <w:t xml:space="preserve">## [1] "t2 R2 test: 0.999815612135677 MAPE: 0.0302561144070547"</w:t>
+        <w:t xml:space="preserve">## [1] "t2 R2 test: 0.999631493479955 MAPE: 0.0165675942135632"</w:t>
       </w:r>
       <w:r>
         <w:br/>
@@ -2196,7 +2196,7 @@
         <w:rPr>
           <w:rStyle w:val="VerbatimChar"/>
         </w:rPr>
-        <w:t xml:space="preserve">## [1] "t1 R2 test: 0.996919223946153 MAPE: 0.0163599973229851"</w:t>
+        <w:t xml:space="preserve">## [1] "t1 R2 test: 0.96052618997157 MAPE: 0.121367526271567"</w:t>
       </w:r>
       <w:r>
         <w:br/>
@@ -2205,7 +2205,7 @@
         <w:rPr>
           <w:rStyle w:val="VerbatimChar"/>
         </w:rPr>
-        <w:t xml:space="preserve">## [1] "t0 R2 test: 0.999953042924883 MAPE: 0.0136972376364096"</w:t>
+        <w:t xml:space="preserve">## [1] "t0 R2 test: 0.933501407145392 MAPE: 0.255128797718816"</w:t>
       </w:r>
     </w:p>
     <w:p>
@@ -2293,7 +2293,7 @@
         <w:rPr>
           <w:rStyle w:val="VerbatimChar"/>
         </w:rPr>
-        <w:t xml:space="preserve">## [1] "Means R2 test: 0.995488216630261 MAPE: 0.0194599801383893"</w:t>
+        <w:t xml:space="preserve">## [1] "Means R2 test: 0.837689599388951 MAPE: 0.130378120624677"</w:t>
       </w:r>
     </w:p>
     <w:p>

--- a/examples/autoencoder/doc/22_autoenc_ed_dynamic_patience.docx
+++ b/examples/autoencoder/doc/22_autoenc_ed_dynamic_patience.docx
@@ -980,7 +980,7 @@
         <w:rPr>
           <w:rStyle w:val="VerbatimChar"/>
         </w:rPr>
-        <w:t xml:space="preserve">## [1] 105</w:t>
+        <w:t xml:space="preserve">## [1] 191</w:t>
       </w:r>
     </w:p>
     <w:p>
@@ -1464,7 +1464,7 @@
               <a:graphicData uri="http://schemas.openxmlformats.org/drawingml/2006/picture">
                 <pic:pic>
                   <pic:nvPicPr>
-                    <pic:cNvPr descr="/home/gpca/daltoolboxdp/examples/autoencoder/doc/22_autoenc_ed_dynamic_patience_files/10c5e783078fb77a42dcd27d3065e718579128fa.png" id="11" name="Picture"/>
+                    <pic:cNvPr descr="/home/gpca/daltoolboxdp/examples/autoencoder/doc/22_autoenc_ed_dynamic_patience_files/f7e197da852e0c5bbf12a2bdad17bedc2f0e9460.png" id="11" name="Picture"/>
                     <pic:cNvPicPr>
                       <a:picLocks noChangeArrowheads="1" noChangeAspect="1"/>
                     </pic:cNvPicPr>
@@ -1751,7 +1751,7 @@
         <w:rPr>
           <w:rStyle w:val="VerbatimChar"/>
         </w:rPr>
-        <w:t xml:space="preserve">## 1 0.8537674 0.8362622 0.8919279 0.9181592 0.9143441</w:t>
+        <w:t xml:space="preserve">## 1 0.7272145 0.8416952 0.9162877 0.9812795 0.9987463</w:t>
       </w:r>
       <w:r>
         <w:br/>
@@ -1760,7 +1760,7 @@
         <w:rPr>
           <w:rStyle w:val="VerbatimChar"/>
         </w:rPr>
-        <w:t xml:space="preserve">## 2 0.9290211 0.8788006 0.9549216 0.9827704 0.9652739</w:t>
+        <w:t xml:space="preserve">## 2 0.8338955 0.9208204 0.9835491 1.0082768 1.0041821</w:t>
       </w:r>
       <w:r>
         <w:br/>
@@ -1769,7 +1769,7 @@
         <w:rPr>
           <w:rStyle w:val="VerbatimChar"/>
         </w:rPr>
-        <w:t xml:space="preserve">## 3 0.9686654 0.8978857 0.9834329 1.0115300 0.9828089</w:t>
+        <w:t xml:space="preserve">## 3 0.9174085 0.9757255 1.0199726 0.9960328 0.9736101</w:t>
       </w:r>
       <w:r>
         <w:br/>
@@ -1778,7 +1778,7 @@
         <w:rPr>
           <w:rStyle w:val="VerbatimChar"/>
         </w:rPr>
-        <w:t xml:space="preserve">## 4 0.9740883 0.8968747 0.9814925 1.0059278 0.9702567</w:t>
+        <w:t xml:space="preserve">## 4 0.9751599 0.9953209 1.0174067 0.9509295 0.9064904</w:t>
       </w:r>
       <w:r>
         <w:br/>
@@ -1787,7 +1787,7 @@
         <w:rPr>
           <w:rStyle w:val="VerbatimChar"/>
         </w:rPr>
-        <w:t xml:space="preserve">## 5 0.9493605 0.8753799 0.9492237 0.9720258 0.9292637</w:t>
+        <w:t xml:space="preserve">## 5 1.0066568 0.9828507 0.9758416 0.8848104 0.8134078</w:t>
       </w:r>
       <w:r>
         <w:br/>
@@ -1796,7 +1796,7 @@
         <w:rPr>
           <w:rStyle w:val="VerbatimChar"/>
         </w:rPr>
-        <w:t xml:space="preserve">## 6 0.8940750 0.8351097 0.8886681 0.9076265 0.8600419</w:t>
+        <w:t xml:space="preserve">## 6 1.0067916 0.9446971 0.9037933 0.7955368 0.7033316</w:t>
       </w:r>
     </w:p>
     <w:p>
@@ -2169,7 +2169,7 @@
         <w:rPr>
           <w:rStyle w:val="VerbatimChar"/>
         </w:rPr>
-        <w:t xml:space="preserve">## [1] "t4 R2 test: 0.395231139798298 MAPE: 0.156622729410648"</w:t>
+        <w:t xml:space="preserve">## [1] "t4 R2 test: 0.992880837781842 MAPE: 0.0127197616950816"</w:t>
       </w:r>
       <w:r>
         <w:br/>
@@ -2178,7 +2178,7 @@
         <w:rPr>
           <w:rStyle w:val="VerbatimChar"/>
         </w:rPr>
-        <w:t xml:space="preserve">## [1] "t3 R2 test: 0.899557766549542 MAPE: 0.102203955508791"</w:t>
+        <w:t xml:space="preserve">## [1] "t3 R2 test: 0.992308828300586 MAPE: 0.019284914546862"</w:t>
       </w:r>
       <w:r>
         <w:br/>
@@ -2187,7 +2187,7 @@
         <w:rPr>
           <w:rStyle w:val="VerbatimChar"/>
         </w:rPr>
-        <w:t xml:space="preserve">## [1] "t2 R2 test: 0.999631493479955 MAPE: 0.0165675942135632"</w:t>
+        <w:t xml:space="preserve">## [1] "t2 R2 test: 0.999829072983068 MAPE: 0.0280187827773482"</w:t>
       </w:r>
       <w:r>
         <w:br/>
@@ -2196,7 +2196,7 @@
         <w:rPr>
           <w:rStyle w:val="VerbatimChar"/>
         </w:rPr>
-        <w:t xml:space="preserve">## [1] "t1 R2 test: 0.96052618997157 MAPE: 0.121367526271567"</w:t>
+        <w:t xml:space="preserve">## [1] "t1 R2 test: 0.997425874770543 MAPE: 0.0156950611162159"</w:t>
       </w:r>
       <w:r>
         <w:br/>
@@ -2205,7 +2205,7 @@
         <w:rPr>
           <w:rStyle w:val="VerbatimChar"/>
         </w:rPr>
-        <w:t xml:space="preserve">## [1] "t0 R2 test: 0.933501407145392 MAPE: 0.255128797718816"</w:t>
+        <w:t xml:space="preserve">## [1] "t0 R2 test: 0.999879039165739 MAPE: 0.0193227859492799"</w:t>
       </w:r>
     </w:p>
     <w:p>
@@ -2293,7 +2293,7 @@
         <w:rPr>
           <w:rStyle w:val="VerbatimChar"/>
         </w:rPr>
-        <w:t xml:space="preserve">## [1] "Means R2 test: 0.837689599388951 MAPE: 0.130378120624677"</w:t>
+        <w:t xml:space="preserve">## [1] "Means R2 test: 0.996464730600356 MAPE: 0.0190082612169575"</w:t>
       </w:r>
     </w:p>
     <w:p>

--- a/examples/autoencoder/doc/22_autoenc_ed_dynamic_patience.docx
+++ b/examples/autoencoder/doc/22_autoenc_ed_dynamic_patience.docx
@@ -980,7 +980,7 @@
         <w:rPr>
           <w:rStyle w:val="VerbatimChar"/>
         </w:rPr>
-        <w:t xml:space="preserve">## [1] 191</w:t>
+        <w:t xml:space="preserve">## [1] 175</w:t>
       </w:r>
     </w:p>
     <w:p>
@@ -1464,7 +1464,7 @@
               <a:graphicData uri="http://schemas.openxmlformats.org/drawingml/2006/picture">
                 <pic:pic>
                   <pic:nvPicPr>
-                    <pic:cNvPr descr="/home/gpca/daltoolboxdp/examples/autoencoder/doc/22_autoenc_ed_dynamic_patience_files/f7e197da852e0c5bbf12a2bdad17bedc2f0e9460.png" id="11" name="Picture"/>
+                    <pic:cNvPr descr="C:\Git\dal\daltoolboxdp\examples\autoencoder\doc\22_autoenc_ed_dynamic_patience_files/55d80df56ce8f33d1b34e7f818cb85bc5426cdbc.png" id="11" name="Picture"/>
                     <pic:cNvPicPr>
                       <a:picLocks noChangeArrowheads="1" noChangeAspect="1"/>
                     </pic:cNvPicPr>
@@ -1751,7 +1751,7 @@
         <w:rPr>
           <w:rStyle w:val="VerbatimChar"/>
         </w:rPr>
-        <w:t xml:space="preserve">## 1 0.7272145 0.8416952 0.9162877 0.9812795 0.9987463</w:t>
+        <w:t xml:space="preserve">## 1 0.7290429 0.8461144 0.9200037 0.9744797 0.9844502</w:t>
       </w:r>
       <w:r>
         <w:br/>
@@ -1760,7 +1760,7 @@
         <w:rPr>
           <w:rStyle w:val="VerbatimChar"/>
         </w:rPr>
-        <w:t xml:space="preserve">## 2 0.8338955 0.9208204 0.9835491 1.0082768 1.0041821</w:t>
+        <w:t xml:space="preserve">## 2 0.8335803 0.9215450 0.9894501 1.0038915 0.9936775</w:t>
       </w:r>
       <w:r>
         <w:br/>
@@ -1769,7 +1769,7 @@
         <w:rPr>
           <w:rStyle w:val="VerbatimChar"/>
         </w:rPr>
-        <w:t xml:space="preserve">## 3 0.9174085 0.9757255 1.0199726 0.9960328 0.9736101</w:t>
+        <w:t xml:space="preserve">## 3 0.9156064 0.9739869 1.0273633 0.9998459 0.9736321</w:t>
       </w:r>
       <w:r>
         <w:br/>
@@ -1778,7 +1778,7 @@
         <w:rPr>
           <w:rStyle w:val="VerbatimChar"/>
         </w:rPr>
-        <w:t xml:space="preserve">## 4 0.9751599 0.9953209 1.0174067 0.9509295 0.9064904</w:t>
+        <w:t xml:space="preserve">## 4 0.9724877 0.9881872 1.0277418 0.9610165 0.9164619</w:t>
       </w:r>
       <w:r>
         <w:br/>
@@ -1787,7 +1787,7 @@
         <w:rPr>
           <w:rStyle w:val="VerbatimChar"/>
         </w:rPr>
-        <w:t xml:space="preserve">## 5 1.0066568 0.9828507 0.9758416 0.8848104 0.8134078</w:t>
+        <w:t xml:space="preserve">## 5 1.0024824 0.9712861 0.9892912 0.8996314 0.8318617</w:t>
       </w:r>
       <w:r>
         <w:br/>
@@ -1796,7 +1796,7 @@
         <w:rPr>
           <w:rStyle w:val="VerbatimChar"/>
         </w:rPr>
-        <w:t xml:space="preserve">## 6 1.0067916 0.9446971 0.9037933 0.7955368 0.7033316</w:t>
+        <w:t xml:space="preserve">## 6 0.9992473 0.9288247 0.9181205 0.8145996 0.7296168</w:t>
       </w:r>
     </w:p>
     <w:p>
@@ -2169,7 +2169,7 @@
         <w:rPr>
           <w:rStyle w:val="VerbatimChar"/>
         </w:rPr>
-        <w:t xml:space="preserve">## [1] "t4 R2 test: 0.992880837781842 MAPE: 0.0127197616950816"</w:t>
+        <w:t xml:space="preserve">## [1] "t4 R2 test: 0.98942383870914 MAPE: 0.0105454669958962"</w:t>
       </w:r>
       <w:r>
         <w:br/>
@@ -2178,7 +2178,7 @@
         <w:rPr>
           <w:rStyle w:val="VerbatimChar"/>
         </w:rPr>
-        <w:t xml:space="preserve">## [1] "t3 R2 test: 0.992308828300586 MAPE: 0.019284914546862"</w:t>
+        <w:t xml:space="preserve">## [1] "t3 R2 test: 0.980764485553091 MAPE: 0.0344917979188342"</w:t>
       </w:r>
       <w:r>
         <w:br/>
@@ -2187,7 +2187,7 @@
         <w:rPr>
           <w:rStyle w:val="VerbatimChar"/>
         </w:rPr>
-        <w:t xml:space="preserve">## [1] "t2 R2 test: 0.999829072983068 MAPE: 0.0280187827773482"</w:t>
+        <w:t xml:space="preserve">## [1] "t2 R2 test: 0.999411036681499 MAPE: 0.030906335023023"</w:t>
       </w:r>
       <w:r>
         <w:br/>
@@ -2196,7 +2196,7 @@
         <w:rPr>
           <w:rStyle w:val="VerbatimChar"/>
         </w:rPr>
-        <w:t xml:space="preserve">## [1] "t1 R2 test: 0.997425874770543 MAPE: 0.0156950611162159"</w:t>
+        <w:t xml:space="preserve">## [1] "t1 R2 test: 0.999484239566261 MAPE: 0.0188664148278626"</w:t>
       </w:r>
       <w:r>
         <w:br/>
@@ -2205,7 +2205,7 @@
         <w:rPr>
           <w:rStyle w:val="VerbatimChar"/>
         </w:rPr>
-        <w:t xml:space="preserve">## [1] "t0 R2 test: 0.999879039165739 MAPE: 0.0193227859492799"</w:t>
+        <w:t xml:space="preserve">## [1] "t0 R2 test: 0.998434259005795 MAPE: 0.0302778116967069"</w:t>
       </w:r>
     </w:p>
     <w:p>
@@ -2293,7 +2293,7 @@
         <w:rPr>
           <w:rStyle w:val="VerbatimChar"/>
         </w:rPr>
-        <w:t xml:space="preserve">## [1] "Means R2 test: 0.996464730600356 MAPE: 0.0190082612169575"</w:t>
+        <w:t xml:space="preserve">## [1] "Means R2 test: 0.993503571903157 MAPE: 0.0250175652924646"</w:t>
       </w:r>
     </w:p>
     <w:p>

--- a/examples/autoencoder/doc/22_autoenc_ed_dynamic_patience.docx
+++ b/examples/autoencoder/doc/22_autoenc_ed_dynamic_patience.docx
@@ -1464,7 +1464,7 @@
               <a:graphicData uri="http://schemas.openxmlformats.org/drawingml/2006/picture">
                 <pic:pic>
                   <pic:nvPicPr>
-                    <pic:cNvPr descr="C:\Git\dal\daltoolboxdp\examples\autoencoder\doc\22_autoenc_ed_dynamic_patience_files/55d80df56ce8f33d1b34e7f818cb85bc5426cdbc.png" id="11" name="Picture"/>
+                    <pic:cNvPr descr="/home/gpca/daltoolboxdp/examples/autoencoder/doc/22_autoenc_ed_dynamic_patience_files/adc5523afd8fafef32aacb45b88217049e9b278d.png" id="11" name="Picture"/>
                     <pic:cNvPicPr>
                       <a:picLocks noChangeArrowheads="1" noChangeAspect="1"/>
                     </pic:cNvPicPr>
@@ -1751,7 +1751,7 @@
         <w:rPr>
           <w:rStyle w:val="VerbatimChar"/>
         </w:rPr>
-        <w:t xml:space="preserve">## 1 0.7290429 0.8461144 0.9200037 0.9744797 0.9844502</w:t>
+        <w:t xml:space="preserve">## 1 0.7290430 0.8461143 0.9200038 0.9744798 0.9844507</w:t>
       </w:r>
       <w:r>
         <w:br/>
@@ -1760,7 +1760,7 @@
         <w:rPr>
           <w:rStyle w:val="VerbatimChar"/>
         </w:rPr>
-        <w:t xml:space="preserve">## 2 0.8335803 0.9215450 0.9894501 1.0038915 0.9936775</w:t>
+        <w:t xml:space="preserve">## 2 0.8335803 0.9215450 0.9894503 1.0038918 0.9936776</w:t>
       </w:r>
       <w:r>
         <w:br/>
@@ -1769,7 +1769,7 @@
         <w:rPr>
           <w:rStyle w:val="VerbatimChar"/>
         </w:rPr>
-        <w:t xml:space="preserve">## 3 0.9156064 0.9739869 1.0273633 0.9998459 0.9736321</w:t>
+        <w:t xml:space="preserve">## 3 0.9156066 0.9739871 1.0273631 0.9998459 0.9736320</w:t>
       </w:r>
       <w:r>
         <w:br/>
@@ -1778,7 +1778,7 @@
         <w:rPr>
           <w:rStyle w:val="VerbatimChar"/>
         </w:rPr>
-        <w:t xml:space="preserve">## 4 0.9724877 0.9881872 1.0277418 0.9610165 0.9164619</w:t>
+        <w:t xml:space="preserve">## 4 0.9724876 0.9881873 1.0277417 0.9610167 0.9164622</w:t>
       </w:r>
       <w:r>
         <w:br/>
@@ -1787,7 +1787,7 @@
         <w:rPr>
           <w:rStyle w:val="VerbatimChar"/>
         </w:rPr>
-        <w:t xml:space="preserve">## 5 1.0024824 0.9712861 0.9892912 0.8996314 0.8318617</w:t>
+        <w:t xml:space="preserve">## 5 1.0024824 0.9712861 0.9892913 0.8996314 0.8318620</w:t>
       </w:r>
       <w:r>
         <w:br/>
@@ -1796,7 +1796,7 @@
         <w:rPr>
           <w:rStyle w:val="VerbatimChar"/>
         </w:rPr>
-        <w:t xml:space="preserve">## 6 0.9992473 0.9288247 0.9181205 0.8145996 0.7296168</w:t>
+        <w:t xml:space="preserve">## 6 0.9992473 0.9288248 0.9181205 0.8145995 0.7296165</w:t>
       </w:r>
     </w:p>
     <w:p>
@@ -2169,7 +2169,7 @@
         <w:rPr>
           <w:rStyle w:val="VerbatimChar"/>
         </w:rPr>
-        <w:t xml:space="preserve">## [1] "t4 R2 test: 0.98942383870914 MAPE: 0.0105454669958962"</w:t>
+        <w:t xml:space="preserve">## [1] "t4 R2 test: 0.989423837452733 MAPE: 0.0105454789992692"</w:t>
       </w:r>
       <w:r>
         <w:br/>
@@ -2178,7 +2178,7 @@
         <w:rPr>
           <w:rStyle w:val="VerbatimChar"/>
         </w:rPr>
-        <w:t xml:space="preserve">## [1] "t3 R2 test: 0.980764485553091 MAPE: 0.0344917979188342"</w:t>
+        <w:t xml:space="preserve">## [1] "t3 R2 test: 0.980764524865907 MAPE: 0.0344917923777818"</w:t>
       </w:r>
       <w:r>
         <w:br/>
@@ -2187,7 +2187,7 @@
         <w:rPr>
           <w:rStyle w:val="VerbatimChar"/>
         </w:rPr>
-        <w:t xml:space="preserve">## [1] "t2 R2 test: 0.999411036681499 MAPE: 0.030906335023023"</w:t>
+        <w:t xml:space="preserve">## [1] "t2 R2 test: 0.999411043320282 MAPE: 0.0309063574971886"</w:t>
       </w:r>
       <w:r>
         <w:br/>
@@ -2196,7 +2196,7 @@
         <w:rPr>
           <w:rStyle w:val="VerbatimChar"/>
         </w:rPr>
-        <w:t xml:space="preserve">## [1] "t1 R2 test: 0.999484239566261 MAPE: 0.0188664148278626"</w:t>
+        <w:t xml:space="preserve">## [1] "t1 R2 test: 0.999484227898431 MAPE: 0.0188664323696608"</w:t>
       </w:r>
       <w:r>
         <w:br/>
@@ -2205,7 +2205,7 @@
         <w:rPr>
           <w:rStyle w:val="VerbatimChar"/>
         </w:rPr>
-        <w:t xml:space="preserve">## [1] "t0 R2 test: 0.998434259005795 MAPE: 0.0302778116967069"</w:t>
+        <w:t xml:space="preserve">## [1] "t0 R2 test: 0.998434296829714 MAPE: 0.0302777532369349"</w:t>
       </w:r>
     </w:p>
     <w:p>
@@ -2293,7 +2293,7 @@
         <w:rPr>
           <w:rStyle w:val="VerbatimChar"/>
         </w:rPr>
-        <w:t xml:space="preserve">## [1] "Means R2 test: 0.993503571903157 MAPE: 0.0250175652924646"</w:t>
+        <w:t xml:space="preserve">## [1] "Means R2 test: 0.993503586073413 MAPE: 0.0250175628961671"</w:t>
       </w:r>
     </w:p>
     <w:p>
